--- a/replication-lab/replication-lab.docx
+++ b/replication-lab/replication-lab.docx
@@ -184,7 +184,7 @@
         <w:t xml:space="preserve"> </w:t>
       </w:r>
       <w:r>
-        <w:t xml:space="preserve">https://github.com/deepikaavetriselvam/anly735-templates-deepikaavetriselvam</w:t>
+        <w:t xml:space="preserve">https://github.com/deepikaavetriselvam/anly735-templates-deepikaavetriselvam/tree/main/replication-lab</w:t>
       </w:r>
     </w:p>
     <w:bookmarkEnd w:id="9"/>
